--- a/Bob/Robert_Shaker_II_Resume_28Sep.docx
+++ b/Bob/Robert_Shaker_II_Resume_28Sep.docx
@@ -210,7 +210,7 @@
           <w:vertAlign w:val="baseline"/>
           <w:rtl w:val="0"/>
         </w:rPr>
-        <w:t xml:space="preserve">Scaled 4 PE-backed businesses from $0M to $</w:t>
+        <w:t xml:space="preserve">Scaled PE-backed businesses from $0M to $</w:t>
       </w:r>
       <w:r>
         <w:rPr>
@@ -235,7 +235,7 @@
           <w:vertAlign w:val="baseline"/>
           <w:rtl w:val="0"/>
         </w:rPr>
-        <w:t xml:space="preserve">00M+ at 12-50% YoY growth, while improving margins from negative EBITDA to profitability across multiple engagements</w:t>
+        <w:t xml:space="preserve">00M+ and from $100M to $250M+ at 12-50% YoY growth, while improving margins from negative EBITDA to profitability across multiple engagements</w:t>
       </w:r>
     </w:p>
     <w:p>

--- a/Bob/Robert_Shaker_II_Resume_28Sep.docx
+++ b/Bob/Robert_Shaker_II_Resume_28Sep.docx
@@ -210,32 +210,32 @@
           <w:vertAlign w:val="baseline"/>
           <w:rtl w:val="0"/>
         </w:rPr>
-        <w:t xml:space="preserve">Scaled PE-backed businesses from $0M to $</w:t>
-      </w:r>
-      <w:r>
-        <w:rPr>
-          <w:rtl w:val="0"/>
-        </w:rPr>
-        <w:t xml:space="preserve">1</w:t>
-      </w:r>
-      <w:r>
-        <w:rPr>
-          <w:rFonts w:ascii="Calibri" w:cs="Calibri" w:eastAsia="Calibri" w:hAnsi="Calibri"/>
-          <w:b w:val="0"/>
-          <w:bCs w:val="0"/>
-          <w:i w:val="0"/>
-          <w:iCs w:val="0"/>
-          <w:smallCaps w:val="0"/>
-          <w:strike w:val="0"/>
-          <w:color w:val="333333"/>
-          <w:sz w:val="19"/>
-          <w:szCs w:val="19"/>
-          <w:u w:val="none"/>
-          <w:shd w:fill="auto" w:val="clear"/>
-          <w:vertAlign w:val="baseline"/>
-          <w:rtl w:val="0"/>
-        </w:rPr>
-        <w:t xml:space="preserve">00M+ and from $100M to $250M+ at 12-50% YoY growth, while improving margins from negative EBITDA to profitability across multiple engagements</w:t>
+        <w:t xml:space="preserve">Across four PE-backed businesses, grew a managed security line from $150M to $</w:t>
+      </w:r>
+      <w:r>
+        <w:rPr>
+          <w:rtl w:val="0"/>
+        </w:rPr>
+        <w:t xml:space="preserve">2</w:t>
+      </w:r>
+      <w:r>
+        <w:rPr>
+          <w:rFonts w:ascii="Calibri" w:cs="Calibri" w:eastAsia="Calibri" w:hAnsi="Calibri"/>
+          <w:b w:val="0"/>
+          <w:bCs w:val="0"/>
+          <w:i w:val="0"/>
+          <w:iCs w:val="0"/>
+          <w:smallCaps w:val="0"/>
+          <w:strike w:val="0"/>
+          <w:color w:val="333333"/>
+          <w:sz w:val="19"/>
+          <w:szCs w:val="19"/>
+          <w:u w:val="none"/>
+          <w:shd w:fill="auto" w:val="clear"/>
+          <w:vertAlign w:val="baseline"/>
+          <w:rtl w:val="0"/>
+        </w:rPr>
+        <w:t xml:space="preserve">50M and built three businesses from zero to $10M, at 12-50% YoY growth, while improving margins from negative EBITDA to profitability</w:t>
       </w:r>
     </w:p>
     <w:p>
@@ -1397,7 +1397,7 @@
         <w:rPr>
           <w:rtl w:val="0"/>
         </w:rPr>
-        <w:t xml:space="preserve">Founded and launched the managed services business, i</w:t>
+        <w:t xml:space="preserve">Founded and launched the MDR business, growing it from zero to $10M, i</w:t>
       </w:r>
       <w:r>
         <w:rPr>
@@ -1653,7 +1653,7 @@
           <w:vertAlign w:val="baseline"/>
           <w:rtl w:val="0"/>
         </w:rPr>
-        <w:t xml:space="preserve"> managed services and products with combined revenue</w:t>
+        <w:t xml:space="preserve"> managed services and products: grew managed network forensics from $150M to $250M, built incident response and the cyber insurance center from zero to $10M, and contributed to the overall business reaching $500M at ~12% YoY growth. Acquired by Broadcom/Accenture, </w:t>
       </w:r>
       <w:r>
         <w:rPr>
@@ -1678,32 +1678,32 @@
           <w:vertAlign w:val="baseline"/>
           <w:rtl w:val="0"/>
         </w:rPr>
-        <w:t xml:space="preserve">over $</w:t>
-      </w:r>
-      <w:r>
-        <w:rPr>
-          <w:rtl w:val="0"/>
-        </w:rPr>
-        <w:t xml:space="preserve">10</w:t>
-      </w:r>
-      <w:r>
-        <w:rPr>
-          <w:rFonts w:ascii="Calibri" w:cs="Calibri" w:eastAsia="Calibri" w:hAnsi="Calibri"/>
-          <w:b w:val="0"/>
-          <w:bCs w:val="0"/>
-          <w:i w:val="0"/>
-          <w:iCs w:val="0"/>
-          <w:smallCaps w:val="0"/>
-          <w:strike w:val="0"/>
-          <w:color w:val="333333"/>
-          <w:sz w:val="19"/>
-          <w:szCs w:val="19"/>
-          <w:u w:val="none"/>
-          <w:shd w:fill="auto" w:val="clear"/>
-          <w:vertAlign w:val="baseline"/>
-          <w:rtl w:val="0"/>
-        </w:rPr>
-        <w:t xml:space="preserve">0m and YoY growth of ~12%. Acquired by Broadcom/Accenture, </w:t>
+        <w:t xml:space="preserve"/>
+      </w:r>
+      <w:r>
+        <w:rPr>
+          <w:rtl w:val="0"/>
+        </w:rPr>
+        <w:t xml:space="preserve"/>
+      </w:r>
+      <w:r>
+        <w:rPr>
+          <w:rFonts w:ascii="Calibri" w:cs="Calibri" w:eastAsia="Calibri" w:hAnsi="Calibri"/>
+          <w:b w:val="0"/>
+          <w:bCs w:val="0"/>
+          <w:i w:val="0"/>
+          <w:iCs w:val="0"/>
+          <w:smallCaps w:val="0"/>
+          <w:strike w:val="0"/>
+          <w:color w:val="333333"/>
+          <w:sz w:val="19"/>
+          <w:szCs w:val="19"/>
+          <w:u w:val="none"/>
+          <w:shd w:fill="auto" w:val="clear"/>
+          <w:vertAlign w:val="baseline"/>
+          <w:rtl w:val="0"/>
+        </w:rPr>
+        <w:t xml:space="preserve"/>
       </w:r>
       <w:r>
         <w:rPr>
@@ -2057,7 +2057,7 @@
           <w:vertAlign w:val="baseline"/>
           <w:rtl w:val="0"/>
         </w:rPr>
-        <w:t xml:space="preserve">Patent: US 10,466,924 — Systems and Methods for Generating Memory Images of Computing Devices</w:t>
+        <w:t xml:space="preserve">Patent: US 10,466,924 (Systems and Methods for Generating Memory Images of Computing Devices)</w:t>
       </w:r>
     </w:p>
     <w:sectPr>

--- a/Bob/Robert_Shaker_II_Resume_28Sep.docx
+++ b/Bob/Robert_Shaker_II_Resume_28Sep.docx
@@ -235,7 +235,7 @@
           <w:vertAlign w:val="baseline"/>
           <w:rtl w:val="0"/>
         </w:rPr>
-        <w:t xml:space="preserve">50M and built three businesses from zero to $10M, at 12-50% YoY growth, while improving margins from negative EBITDA to profitability</w:t>
+        <w:t xml:space="preserve">50M and built managed detection and response from zero to $100M, at 12-50% YoY growth, while improving margins from negative EBITDA to profitability</w:t>
       </w:r>
     </w:p>
     <w:p>
@@ -1653,7 +1653,7 @@
           <w:vertAlign w:val="baseline"/>
           <w:rtl w:val="0"/>
         </w:rPr>
-        <w:t xml:space="preserve"> managed services and products: grew managed network forensics from $150M to $250M, built incident response and the cyber insurance center from zero to $10M, and contributed to the overall business reaching $500M at ~12% YoY growth. Acquired by Broadcom/Accenture, </w:t>
+        <w:t xml:space="preserve"> managed services and products: grew managed network forensics from $150M to $250M, built managed detection and response from zero to $100M, built incident response and the cyber insurance center from zero to $10M, and contributed to the overall business reaching $500M at ~12% YoY growth. Acquired by Broadcom/Accenture, </w:t>
       </w:r>
       <w:r>
         <w:rPr>
@@ -2014,7 +2014,7 @@
           <w:vertAlign w:val="baseline"/>
           <w:rtl w:val="0"/>
         </w:rPr>
-        <w:t xml:space="preserve">B.S., University of Massachusetts, 2004</w:t>
+        <w:t xml:space="preserve">B.S., University of Massachusetts</w:t>
       </w:r>
     </w:p>
     <w:p>
